--- a/vkr/рпз/титул_руководство.docx
+++ b/vkr/рпз/титул_руководство.docx
@@ -170,91 +170,16 @@
         </w:rPr>
       </w:pPr>
     </w:p>
-    <w:p>
-      <w:pPr>
-        <w:spacing w:line="360" w:lineRule="auto"/>
-        <w:ind w:right="990"/>
-        <w:jc w:val="right"/>
-      </w:pPr>
-      <w:r>
-        <w:t xml:space="preserve">       УТВЕРЖДАЮ</w:t>
-      </w:r>
-    </w:p>
-    <w:p>
-      <w:pPr>
-        <w:jc w:val="right"/>
-      </w:pPr>
-      <w:r>
-        <w:t>Заведующий кафедрой ___</w:t>
-      </w:r>
-      <w:r>
-        <w:rPr>
-          <w:u w:val="single"/>
-        </w:rPr>
-        <w:t>ИУ6</w:t>
-      </w:r>
-      <w:r>
-        <w:t>___</w:t>
-      </w:r>
-    </w:p>
-    <w:p>
-      <w:pPr>
-        <w:jc w:val="right"/>
-      </w:pPr>
-    </w:p>
-    <w:p>
-      <w:pPr>
-        <w:jc w:val="right"/>
-      </w:pPr>
-      <w:r>
-        <w:t>_____________</w:t>
-      </w:r>
-      <w:proofErr w:type="gramStart"/>
-      <w:r>
-        <w:t xml:space="preserve">_  </w:t>
-      </w:r>
-      <w:r>
-        <w:rPr>
-          <w:u w:val="single"/>
-        </w:rPr>
-        <w:t>А.В.</w:t>
-      </w:r>
-      <w:proofErr w:type="gramEnd"/>
-      <w:r>
-        <w:rPr>
-          <w:u w:val="single"/>
-        </w:rPr>
-        <w:t xml:space="preserve"> Пролетарский</w:t>
-      </w:r>
-    </w:p>
-    <w:p>
-      <w:pPr>
-        <w:spacing w:line="360" w:lineRule="auto"/>
-        <w:ind w:right="281"/>
-        <w:jc w:val="right"/>
-      </w:pPr>
-      <w:r>
-        <w:t xml:space="preserve"> </w:t>
-      </w:r>
-      <w:proofErr w:type="gramStart"/>
-      <w:r>
-        <w:t>« _</w:t>
-      </w:r>
-      <w:proofErr w:type="gramEnd"/>
-      <w:r>
-        <w:t>_ » ____________ 20</w:t>
-      </w:r>
-      <w:r>
-        <w:t>2</w:t>
-      </w:r>
-      <w:r>
-        <w:t>6</w:t>
-      </w:r>
-      <w:r>
-        <w:t xml:space="preserve"> г.</w:t>
-      </w:r>
-    </w:p>
     <w:p/>
+    <w:p/>
+    <w:p/>
+    <w:p/>
+    <w:p/>
+    <w:p/>
+    <w:p>
+      <w:bookmarkStart w:id="0" w:name="_GoBack"/>
+      <w:bookmarkEnd w:id="0"/>
+    </w:p>
     <w:p>
       <w:pPr>
         <w:rPr>
@@ -391,8 +316,6 @@
           <w:iCs/>
         </w:rPr>
       </w:pPr>
-      <w:bookmarkStart w:id="0" w:name="_GoBack"/>
-      <w:bookmarkEnd w:id="0"/>
     </w:p>
     <w:p>
       <w:pPr>

--- a/vkr/рпз/титул_руководство.docx
+++ b/vkr/рпз/титул_руководство.docx
@@ -176,10 +176,7 @@
     <w:p/>
     <w:p/>
     <w:p/>
-    <w:p>
-      <w:bookmarkStart w:id="0" w:name="_GoBack"/>
-      <w:bookmarkEnd w:id="0"/>
-    </w:p>
+    <w:p/>
     <w:p>
       <w:pPr>
         <w:rPr>
@@ -290,8 +287,10 @@
         <w:t xml:space="preserve">Листов </w:t>
       </w:r>
       <w:r>
-        <w:t>6</w:t>
-      </w:r>
+        <w:t>10</w:t>
+      </w:r>
+      <w:bookmarkStart w:id="0" w:name="_GoBack"/>
+      <w:bookmarkEnd w:id="0"/>
     </w:p>
     <w:p>
       <w:pPr>

--- a/vkr/рпз/титул_руководство.docx
+++ b/vkr/рпз/титул_руководство.docx
@@ -170,12 +170,37 @@
         </w:rPr>
       </w:pPr>
     </w:p>
-    <w:p/>
-    <w:p/>
-    <w:p/>
-    <w:p/>
-    <w:p/>
-    <w:p/>
+    <w:p>
+      <w:pPr>
+        <w:spacing w:line="360" w:lineRule="auto"/>
+        <w:ind w:right="990"/>
+        <w:jc w:val="right"/>
+      </w:pPr>
+      <w:r>
+        <w:t xml:space="preserve">       </w:t>
+      </w:r>
+    </w:p>
+    <w:p>
+      <w:pPr>
+        <w:spacing w:line="360" w:lineRule="auto"/>
+        <w:ind w:right="990"/>
+        <w:jc w:val="right"/>
+      </w:pPr>
+    </w:p>
+    <w:p>
+      <w:pPr>
+        <w:spacing w:line="360" w:lineRule="auto"/>
+        <w:ind w:right="990"/>
+        <w:jc w:val="right"/>
+      </w:pPr>
+    </w:p>
+    <w:p>
+      <w:pPr>
+        <w:spacing w:line="360" w:lineRule="auto"/>
+        <w:ind w:right="990"/>
+        <w:jc w:val="right"/>
+      </w:pPr>
+    </w:p>
     <w:p/>
     <w:p>
       <w:pPr>
@@ -265,7 +290,7 @@
           <w:caps/>
           <w:sz w:val="28"/>
         </w:rPr>
-        <w:t>Руководство программиста</w:t>
+        <w:t>КОмпилятор стекового языка программирования</w:t>
       </w:r>
     </w:p>
     <w:p>
@@ -279,6 +304,22 @@
     <w:p>
       <w:pPr>
         <w:jc w:val="center"/>
+      </w:pPr>
+      <w:r>
+        <w:t>Руководство программиста</w:t>
+      </w:r>
+    </w:p>
+    <w:p>
+      <w:pPr>
+        <w:jc w:val="center"/>
+        <w:rPr>
+          <w:sz w:val="22"/>
+        </w:rPr>
+      </w:pPr>
+    </w:p>
+    <w:p>
+      <w:pPr>
+        <w:jc w:val="center"/>
         <w:rPr>
           <w:color w:val="FF6600"/>
         </w:rPr>
@@ -289,32 +330,16 @@
       <w:r>
         <w:t>10</w:t>
       </w:r>
+    </w:p>
+    <w:p>
+      <w:pPr>
+        <w:rPr>
+          <w:i/>
+          <w:iCs/>
+        </w:rPr>
+      </w:pPr>
       <w:bookmarkStart w:id="0" w:name="_GoBack"/>
       <w:bookmarkEnd w:id="0"/>
-    </w:p>
-    <w:p>
-      <w:pPr>
-        <w:rPr>
-          <w:i/>
-          <w:iCs/>
-        </w:rPr>
-      </w:pPr>
-    </w:p>
-    <w:p>
-      <w:pPr>
-        <w:rPr>
-          <w:i/>
-          <w:iCs/>
-        </w:rPr>
-      </w:pPr>
-    </w:p>
-    <w:p>
-      <w:pPr>
-        <w:rPr>
-          <w:i/>
-          <w:iCs/>
-        </w:rPr>
-      </w:pPr>
     </w:p>
     <w:p>
       <w:pPr>
